--- a/testakten/rentenrecht-fremdrente-russlanddeutscher-sibirien-bielefeld/09_klageraster_sozialgericht.docx
+++ b/testakten/rentenrecht-fremdrente-russlanddeutscher-sibirien-bielefeld/09_klageraster_sozialgericht.docx
@@ -3,14 +3,52 @@
 <w:document xmlns:wpc="http://schemas.microsoft.com/office/word/2010/wordprocessingCanvas" xmlns:mo="http://schemas.microsoft.com/office/mac/office/2008/main" xmlns:mc="http://schemas.openxmlformats.org/markup-compatibility/2006" xmlns:mv="urn:schemas-microsoft-com:mac:vml" xmlns:o="urn:schemas-microsoft-com:office:office" xmlns:r="http://schemas.openxmlformats.org/officeDocument/2006/relationships" xmlns:m="http://schemas.openxmlformats.org/officeDocument/2006/math" xmlns:v="urn:schemas-microsoft-com:vml" xmlns:wp14="http://schemas.microsoft.com/office/word/2010/wordprocessingDrawing" xmlns:wp="http://schemas.openxmlformats.org/drawingml/2006/wordprocessingDrawing" xmlns:w10="urn:schemas-microsoft-com:office:word" xmlns:w="http://schemas.openxmlformats.org/wordprocessingml/2006/main" xmlns:w14="http://schemas.microsoft.com/office/word/2010/wordml" xmlns:wpg="http://schemas.microsoft.com/office/word/2010/wordprocessingGroup" xmlns:wpi="http://schemas.microsoft.com/office/word/2010/wordprocessingInk" xmlns:wne="http://schemas.microsoft.com/office/word/2006/wordml" xmlns:wps="http://schemas.microsoft.com/office/word/2010/wordprocessingShape" mc:Ignorable="w14 wp14">
   <w:body>
     <w:p>
+      <w:r>
+        <w:rPr>
+          <w:b/>
+          <w:color w:val="1F3C54"/>
+          <w:sz w:val="25"/>
+        </w:rPr>
+        <w:t>Rentenberatung Wittkamp</w:t>
+      </w:r>
+    </w:p>
+    <w:p>
+      <w:pPr>
+        <w:spacing w:after="160"/>
+      </w:pPr>
+      <w:r>
+        <w:t>Gerhard Wittkamp, Rentenberater · Obernstraße 48, 33602 Bielefeld</w:t>
+      </w:r>
+    </w:p>
+    <w:p>
+      <w:r>
+        <w:rPr>
+          <w:color w:val="555555"/>
+          <w:sz w:val="18"/>
+        </w:rPr>
+        <w:t>Unser Zeichen: EW/FRG/2026-041 · Gerichtliche Vorbereitung · Stand: 02. Juli 2026</w:t>
+      </w:r>
+    </w:p>
+    <w:p/>
+    <w:p>
       <w:pPr>
         <w:pStyle w:val="Heading1"/>
       </w:pPr>
       <w:r>
+        <w:t>Klagevorbereitung Sozialgericht Bielefeld</w:t>
+      </w:r>
+    </w:p>
+    <w:p>
+      <w:r>
         <w:rPr>
-          <w:rFonts w:ascii="Times New Roman" w:hAnsi="Times New Roman"/>
+          <w:b/>
         </w:rPr>
-        <w:t>Klageraster für spätere Sozialgerichtsklage</w:t>
+        <w:t>Betreff: Eduard Klassen ./. Deutsche Rentenversicherung Westfalen wegen Vormerkung und Bewertung russischer Beschäftigungszeiten.</w:t>
+      </w:r>
+    </w:p>
+    <w:p>
+      <w:r>
+        <w:t>Dieses Raster ist kein Schriftsatzentwurf, sondern die vorbereitete Arbeitsfassung für den Fall eines ablehnenden Widerspruchsbescheids. Es trennt Nachweisfragen, Bewertungsfragen und Ermessens- beziehungsweise Aufklärungspflichten.</w:t>
       </w:r>
     </w:p>
     <w:p>
@@ -18,18 +56,12 @@
         <w:pStyle w:val="Heading2"/>
       </w:pPr>
       <w:r>
-        <w:rPr>
-          <w:rFonts w:ascii="Times New Roman" w:hAnsi="Times New Roman"/>
-        </w:rPr>
-        <w:t>1. Streitgegenstand</w:t>
+        <w:t>Streitgegenstand</w:t>
       </w:r>
     </w:p>
     <w:p>
-      <w:pPr>
-        <w:jc w:val="left"/>
-      </w:pPr>
       <w:r>
-        <w:t>Mögliche Klage gegen einen Widerspruchsbescheid über Vormerkung und Bewertung von FRG-Zeiten. Gerichtlicher Schwerpunkt wäre nicht die allgemeine Lebensleistung, sondern die konkrete Feststellung, ob die streitigen Zeiträume nachgewiesen oder zumindest überwiegend wahrscheinlich sind und wie sie rentenrechtlich zu bewerten sind.</w:t>
+        <w:t>Anzugreifen wäre voraussichtlich die Nichtberücksichtigung der Zeiten bei SibChladProekt und SibirFleisch sowie die nur pauschale Bewertung der Zeit im Projektbüro Karasuk. Der Antrag sollte auf Vormerkung der konkret belegten Beschäftigungszeiten und Neubescheidung der Bewertung gerichtet werden.</w:t>
       </w:r>
     </w:p>
     <w:p>
@@ -37,274 +69,68 @@
         <w:pStyle w:val="Heading2"/>
       </w:pPr>
       <w:r>
-        <w:rPr>
-          <w:rFonts w:ascii="Times New Roman" w:hAnsi="Times New Roman"/>
-        </w:rPr>
-        <w:t>2. Beweisprogramm</w:t>
+        <w:t>Tatsachenfundament</w:t>
       </w:r>
     </w:p>
-    <w:tbl>
-      <w:tblPr>
-        <w:tblStyle w:val="TableGrid"/>
-        <w:tblW w:type="auto" w:w="0"/>
-        <w:tblLook w:firstColumn="1" w:firstRow="1" w:lastColumn="0" w:lastRow="0" w:noHBand="0" w:noVBand="1" w:val="04A0"/>
-      </w:tblPr>
-      <w:tblGrid>
-        <w:gridCol w:w="3024"/>
-        <w:gridCol w:w="3024"/>
-        <w:gridCol w:w="3024"/>
-      </w:tblGrid>
-      <w:tr>
-        <w:tc>
-          <w:tcPr>
-            <w:tcW w:type="dxa" w:w="3024"/>
-          </w:tcPr>
-          <w:p>
-            <w:r>
-              <w:rPr>
-                <w:rFonts w:ascii="Times New Roman" w:hAnsi="Times New Roman"/>
-                <w:b/>
-                <w:sz w:val="20"/>
-              </w:rPr>
-              <w:t>Beweisthema</w:t>
-            </w:r>
-          </w:p>
-        </w:tc>
-        <w:tc>
-          <w:tcPr>
-            <w:tcW w:type="dxa" w:w="3024"/>
-          </w:tcPr>
-          <w:p>
-            <w:r>
-              <w:rPr>
-                <w:rFonts w:ascii="Times New Roman" w:hAnsi="Times New Roman"/>
-                <w:b/>
-                <w:sz w:val="20"/>
-              </w:rPr>
-              <w:t>Beweismittel</w:t>
-            </w:r>
-          </w:p>
-        </w:tc>
-        <w:tc>
-          <w:tcPr>
-            <w:tcW w:type="dxa" w:w="3024"/>
-          </w:tcPr>
-          <w:p>
-            <w:r>
-              <w:rPr>
-                <w:rFonts w:ascii="Times New Roman" w:hAnsi="Times New Roman"/>
-                <w:b/>
-                <w:sz w:val="20"/>
-              </w:rPr>
-              <w:t>Risiko</w:t>
-            </w:r>
-          </w:p>
-        </w:tc>
-      </w:tr>
-      <w:tr>
-        <w:tc>
-          <w:tcPr>
-            <w:tcW w:type="dxa" w:w="3024"/>
-          </w:tcPr>
-          <w:p>
-            <w:r>
-              <w:rPr>
-                <w:rFonts w:ascii="Times New Roman" w:hAnsi="Times New Roman"/>
-                <w:sz w:val="20"/>
-              </w:rPr>
-              <w:t>durchgehende Beschäftigung 1987 bis 1992</w:t>
-            </w:r>
-          </w:p>
-        </w:tc>
-        <w:tc>
-          <w:tcPr>
-            <w:tcW w:type="dxa" w:w="3024"/>
-          </w:tcPr>
-          <w:p>
-            <w:r>
-              <w:rPr>
-                <w:rFonts w:ascii="Times New Roman" w:hAnsi="Times New Roman"/>
-                <w:sz w:val="20"/>
-              </w:rPr>
-              <w:t>Arbeitsbuch, Archiv, Zeugen aus Nowosibirsk</w:t>
-            </w:r>
-          </w:p>
-        </w:tc>
-        <w:tc>
-          <w:tcPr>
-            <w:tcW w:type="dxa" w:w="3024"/>
-          </w:tcPr>
-          <w:p>
-            <w:r>
-              <w:rPr>
-                <w:rFonts w:ascii="Times New Roman" w:hAnsi="Times New Roman"/>
-                <w:sz w:val="20"/>
-              </w:rPr>
-              <w:t>Archivnummer weicht ab</w:t>
-            </w:r>
-          </w:p>
-        </w:tc>
-      </w:tr>
-      <w:tr>
-        <w:tc>
-          <w:tcPr>
-            <w:tcW w:type="dxa" w:w="3024"/>
-          </w:tcPr>
-          <w:p>
-            <w:r>
-              <w:rPr>
-                <w:rFonts w:ascii="Times New Roman" w:hAnsi="Times New Roman"/>
-                <w:sz w:val="20"/>
-              </w:rPr>
-              <w:t>ingenieurmäßige Tätigkeit</w:t>
-            </w:r>
-          </w:p>
-        </w:tc>
-        <w:tc>
-          <w:tcPr>
-            <w:tcW w:type="dxa" w:w="3024"/>
-          </w:tcPr>
-          <w:p>
-            <w:r>
-              <w:rPr>
-                <w:rFonts w:ascii="Times New Roman" w:hAnsi="Times New Roman"/>
-                <w:sz w:val="20"/>
-              </w:rPr>
-              <w:t>Diplom, Stellenbezeichnung, Projektliste</w:t>
-            </w:r>
-          </w:p>
-        </w:tc>
-        <w:tc>
-          <w:tcPr>
-            <w:tcW w:type="dxa" w:w="3024"/>
-          </w:tcPr>
-          <w:p>
-            <w:r>
-              <w:rPr>
-                <w:rFonts w:ascii="Times New Roman" w:hAnsi="Times New Roman"/>
-                <w:sz w:val="20"/>
-              </w:rPr>
-              <w:t>deutsche Anerkennung fehlt</w:t>
-            </w:r>
-          </w:p>
-        </w:tc>
-      </w:tr>
-      <w:tr>
-        <w:tc>
-          <w:tcPr>
-            <w:tcW w:type="dxa" w:w="3024"/>
-          </w:tcPr>
-          <w:p>
-            <w:r>
-              <w:rPr>
-                <w:rFonts w:ascii="Times New Roman" w:hAnsi="Times New Roman"/>
-                <w:sz w:val="20"/>
-              </w:rPr>
-              <w:t>keine ausländische Rentenzahlung</w:t>
-            </w:r>
-          </w:p>
-        </w:tc>
-        <w:tc>
-          <w:tcPr>
-            <w:tcW w:type="dxa" w:w="3024"/>
-          </w:tcPr>
-          <w:p>
-            <w:r>
-              <w:rPr>
-                <w:rFonts w:ascii="Times New Roman" w:hAnsi="Times New Roman"/>
-                <w:sz w:val="20"/>
-              </w:rPr>
-              <w:t>Erklärung Mandant, Behördenauskunft</w:t>
-            </w:r>
-          </w:p>
-        </w:tc>
-        <w:tc>
-          <w:tcPr>
-            <w:tcW w:type="dxa" w:w="3024"/>
-          </w:tcPr>
-          <w:p>
-            <w:r>
-              <w:rPr>
-                <w:rFonts w:ascii="Times New Roman" w:hAnsi="Times New Roman"/>
-                <w:sz w:val="20"/>
-              </w:rPr>
-              <w:t>Negativnachweis schwierig</w:t>
-            </w:r>
-          </w:p>
-        </w:tc>
-      </w:tr>
-      <w:tr>
-        <w:tc>
-          <w:tcPr>
-            <w:tcW w:type="dxa" w:w="3024"/>
-          </w:tcPr>
-          <w:p>
-            <w:r>
-              <w:rPr>
-                <w:rFonts w:ascii="Times New Roman" w:hAnsi="Times New Roman"/>
-                <w:sz w:val="20"/>
-              </w:rPr>
-              <w:t>Zuzugsstatus und Stichtag</w:t>
-            </w:r>
-          </w:p>
-        </w:tc>
-        <w:tc>
-          <w:tcPr>
-            <w:tcW w:type="dxa" w:w="3024"/>
-          </w:tcPr>
-          <w:p>
-            <w:r>
-              <w:rPr>
-                <w:rFonts w:ascii="Times New Roman" w:hAnsi="Times New Roman"/>
-                <w:sz w:val="20"/>
-              </w:rPr>
-              <w:t>BVFG-Bescheinigung, Meldebestätigung</w:t>
-            </w:r>
-          </w:p>
-        </w:tc>
-        <w:tc>
-          <w:tcPr>
-            <w:tcW w:type="dxa" w:w="3024"/>
-          </w:tcPr>
-          <w:p>
-            <w:r>
-              <w:rPr>
-                <w:rFonts w:ascii="Times New Roman" w:hAnsi="Times New Roman"/>
-                <w:sz w:val="20"/>
-              </w:rPr>
-              <w:t>Original muss gefunden werden</w:t>
-            </w:r>
-          </w:p>
-        </w:tc>
-      </w:tr>
-    </w:tbl>
+    <w:p>
+      <w:r>
+        <w:t>Die Klageakte muss Arbeitsbuch, Archivbescheinigung, Diplomurkunde, Aufnahmeunterlagen und die eigene Erklärung des Mandanten geschlossen vorlegen. Der Berufsabstieg nach Zuzug ist nicht Streitgegenstand, erklärt aber die Beweisnot und die späte Nachreichung einzelner russischer Unterlagen.</w:t>
+      </w:r>
+    </w:p>
     <w:p>
       <w:pPr>
         <w:pStyle w:val="Heading2"/>
       </w:pPr>
       <w:r>
-        <w:rPr>
-          <w:rFonts w:ascii="Times New Roman" w:hAnsi="Times New Roman"/>
-        </w:rPr>
-        <w:t>3. Vergleichsoption</w:t>
+        <w:t>Beweisangebot</w:t>
+      </w:r>
+    </w:p>
+    <w:p>
+      <w:r>
+        <w:t>Als Beweis kommen die beglaubigten Übersetzungen, die Originalvorlage im Termin, eine ergänzende Auskunft der Gebietsverwaltung Nowosibirsk und die Vernehmung der Ehefrau Lidia Klassen zu den verwahrten Unterlagen in Betracht.</w:t>
       </w:r>
     </w:p>
     <w:p>
       <w:pPr>
-        <w:jc w:val="left"/>
+        <w:pStyle w:val="Heading2"/>
       </w:pPr>
       <w:r>
-        <w:t>Wenn die volle Nachweisqualität nicht erreichbar ist, könnte eine Anerkennung als glaubhaft gemachte Beschäftigungszeit mit besserer Qualifikationszuordnung wirtschaftlich sinnvoller sein als ein Streit nur um den Nachweisgrad. Diese Option erst nach Rentenprobeberechnung bewerten.</w:t>
+        <w:t>Schriftsatzlinie</w:t>
+      </w:r>
+    </w:p>
+    <w:p>
+      <w:r>
+        <w:t>Die Begründung sollte nicht allgemein biografisch argumentieren, sondern die einzelnen Zeiträume tabellarisch mit Urkunde, Dienststelle, Tätigkeit, Bewertungsvorschlag und verbleibender Unsicherheit aufbereiten.</w:t>
       </w:r>
     </w:p>
     <w:sectPr>
-      <w:pgSz w:w="11906" w:h="16838"/>
-      <w:pgMar w:top="1417" w:right="1417" w:bottom="1417" w:left="1417" w:header="720" w:footer="720" w:gutter="0"/>
+      <w:footerReference w:type="default" r:id="rId9"/>
+      <w:pgSz w:w="12240" w:h="15840"/>
+      <w:pgMar w:top="1134" w:right="1247" w:bottom="1020" w:left="1247" w:header="720" w:footer="720" w:gutter="0"/>
       <w:cols w:space="720"/>
       <w:docGrid w:linePitch="360"/>
     </w:sectPr>
   </w:body>
 </w:document>
+</file>
+
+<file path=word/footer1.xml><?xml version="1.0" encoding="utf-8"?>
+<w:ftr xmlns:m="http://schemas.openxmlformats.org/officeDocument/2006/math" xmlns:mc="http://schemas.openxmlformats.org/markup-compatibility/2006" xmlns:mo="http://schemas.microsoft.com/office/mac/office/2008/main" xmlns:mv="urn:schemas-microsoft-com:mac:vml" xmlns:o="urn:schemas-microsoft-com:office:office" xmlns:r="http://schemas.openxmlformats.org/officeDocument/2006/relationships" xmlns:v="urn:schemas-microsoft-com:vml" xmlns:w10="urn:schemas-microsoft-com:office:word" xmlns:w14="http://schemas.microsoft.com/office/word/2010/wordml" xmlns:w="http://schemas.openxmlformats.org/wordprocessingml/2006/main" xmlns:wne="http://schemas.microsoft.com/office/word/2006/wordml" xmlns:wp14="http://schemas.microsoft.com/office/word/2010/wordprocessingDrawing" xmlns:wp="http://schemas.openxmlformats.org/drawingml/2006/wordprocessingDrawing" xmlns:wpc="http://schemas.microsoft.com/office/word/2010/wordprocessingCanvas" xmlns:wpg="http://schemas.microsoft.com/office/word/2010/wordprocessingGroup" xmlns:wpi="http://schemas.microsoft.com/office/word/2010/wordprocessingInk" xmlns:wps="http://schemas.microsoft.com/office/word/2010/wordprocessingShape" mc:Ignorable="w14 wp14">
+  <w:p>
+    <w:pPr>
+      <w:pStyle w:val="Footer"/>
+      <w:jc w:val="center"/>
+    </w:pPr>
+    <w:r>
+      <w:rPr>
+        <w:rFonts w:ascii="Arial" w:hAnsi="Arial"/>
+        <w:color w:val="646464"/>
+        <w:sz w:val="16"/>
+      </w:rPr>
+      <w:t>Klagevorbereitung zur Rentenakte Klassen</w:t>
+    </w:r>
+  </w:p>
+</w:ftr>
 </file>
 
 <file path=word/numbering.xml><?xml version="1.0" encoding="utf-8"?>
@@ -670,9 +496,12 @@
     <w:name w:val="Normal"/>
     <w:qFormat/>
     <w:rsid w:val="00FC693F"/>
+    <w:pPr>
+      <w:spacing w:after="100" w:line="259" w:lineRule="auto"/>
+    </w:pPr>
     <w:rPr>
-      <w:rFonts w:ascii="Times New Roman" w:hAnsi="Times New Roman"/>
-      <w:sz w:val="22"/>
+      <w:rFonts w:ascii="Arial" w:hAnsi="Arial" w:eastAsia="Arial"/>
+      <w:sz w:val="21"/>
     </w:rPr>
   </w:style>
   <w:style w:type="paragraph" w:styleId="Header">
@@ -734,10 +563,11 @@
       <w:outlineLvl w:val="0"/>
     </w:pPr>
     <w:rPr>
-      <w:rFonts w:asciiTheme="majorHAnsi" w:eastAsiaTheme="majorEastAsia" w:hAnsiTheme="majorHAnsi" w:cstheme="majorBidi" w:ascii="Times New Roman" w:hAnsi="Times New Roman"/>
+      <w:rFonts w:asciiTheme="majorHAnsi" w:eastAsiaTheme="majorEastAsia" w:hAnsiTheme="majorHAnsi" w:cstheme="majorBidi" w:ascii="Arial" w:hAnsi="Arial" w:eastAsia="Arial"/>
       <w:b/>
       <w:bCs/>
-      <w:sz w:val="28"/>
+      <w:color w:val="1F3C54"/>
+      <w:sz w:val="30"/>
       <w:szCs w:val="28"/>
     </w:rPr>
   </w:style>
@@ -757,9 +587,10 @@
       <w:outlineLvl w:val="1"/>
     </w:pPr>
     <w:rPr>
-      <w:rFonts w:asciiTheme="majorHAnsi" w:eastAsiaTheme="majorEastAsia" w:hAnsiTheme="majorHAnsi" w:cstheme="majorBidi" w:ascii="Times New Roman" w:hAnsi="Times New Roman"/>
+      <w:rFonts w:asciiTheme="majorHAnsi" w:eastAsiaTheme="majorEastAsia" w:hAnsiTheme="majorHAnsi" w:cstheme="majorBidi" w:ascii="Arial" w:hAnsi="Arial" w:eastAsia="Arial"/>
       <w:b/>
       <w:bCs/>
+      <w:color w:val="1F3C54"/>
       <w:sz w:val="24"/>
       <w:szCs w:val="26"/>
     </w:rPr>
@@ -780,10 +611,10 @@
       <w:outlineLvl w:val="2"/>
     </w:pPr>
     <w:rPr>
-      <w:rFonts w:asciiTheme="majorHAnsi" w:eastAsiaTheme="majorEastAsia" w:hAnsiTheme="majorHAnsi" w:cstheme="majorBidi" w:ascii="Times New Roman" w:hAnsi="Times New Roman"/>
+      <w:rFonts w:asciiTheme="majorHAnsi" w:eastAsiaTheme="majorEastAsia" w:hAnsiTheme="majorHAnsi" w:cstheme="majorBidi"/>
       <w:b/>
       <w:bCs/>
-      <w:sz w:val="22"/>
+      <w:color w:val="4F81BD" w:themeColor="accent1"/>
     </w:rPr>
   </w:style>
   <w:style w:type="paragraph" w:styleId="Heading4">

--- a/testakten/rentenrecht-fremdrente-russlanddeutscher-sibirien-bielefeld/09_klageraster_sozialgericht.docx
+++ b/testakten/rentenrecht-fremdrente-russlanddeutscher-sibirien-bielefeld/09_klageraster_sozialgericht.docx
@@ -3,24 +3,36 @@
 <w:document xmlns:wpc="http://schemas.microsoft.com/office/word/2010/wordprocessingCanvas" xmlns:mo="http://schemas.microsoft.com/office/mac/office/2008/main" xmlns:mc="http://schemas.openxmlformats.org/markup-compatibility/2006" xmlns:mv="urn:schemas-microsoft-com:mac:vml" xmlns:o="urn:schemas-microsoft-com:office:office" xmlns:r="http://schemas.openxmlformats.org/officeDocument/2006/relationships" xmlns:m="http://schemas.openxmlformats.org/officeDocument/2006/math" xmlns:v="urn:schemas-microsoft-com:vml" xmlns:wp14="http://schemas.microsoft.com/office/word/2010/wordprocessingDrawing" xmlns:wp="http://schemas.openxmlformats.org/drawingml/2006/wordprocessingDrawing" xmlns:w10="urn:schemas-microsoft-com:office:word" xmlns:w="http://schemas.openxmlformats.org/wordprocessingml/2006/main" xmlns:w14="http://schemas.microsoft.com/office/word/2010/wordml" xmlns:wpg="http://schemas.microsoft.com/office/word/2010/wordprocessingGroup" xmlns:wpi="http://schemas.microsoft.com/office/word/2010/wordprocessingInk" xmlns:wne="http://schemas.microsoft.com/office/word/2006/wordml" xmlns:wps="http://schemas.microsoft.com/office/word/2010/wordprocessingShape" mc:Ignorable="w14 wp14">
   <w:body>
     <w:p>
+      <w:pPr>
+        <w:spacing w:after="160" w:line="259" w:lineRule="auto"/>
+      </w:pPr>
       <w:r>
         <w:rPr>
+          <w:rFonts w:ascii="Times New Roman" w:hAnsi="Times New Roman"/>
           <w:b/>
           <w:color w:val="1F3C54"/>
-          <w:sz w:val="25"/>
+          <w:sz w:val="28"/>
         </w:rPr>
         <w:t>Rentenberatung Wittkamp</w:t>
       </w:r>
     </w:p>
     <w:p>
       <w:pPr>
-        <w:spacing w:after="160"/>
+        <w:spacing w:after="60" w:before="120" w:line="259" w:lineRule="auto"/>
       </w:pPr>
       <w:r>
+        <w:rPr>
+          <w:rFonts w:ascii="Times New Roman" w:hAnsi="Times New Roman"/>
+          <w:b/>
+          <w:sz w:val="22"/>
+        </w:rPr>
         <w:t>Gerhard Wittkamp, Rentenberater · Obernstraße 48, 33602 Bielefeld</w:t>
       </w:r>
     </w:p>
     <w:p>
+      <w:pPr>
+        <w:spacing w:line="259" w:lineRule="auto" w:after="60"/>
+      </w:pPr>
       <w:r>
         <w:rPr>
           <w:color w:val="555555"/>
@@ -29,16 +41,29 @@
         <w:t>Unser Zeichen: EW/FRG/2026-041 · Gerichtliche Vorbereitung · Stand: 02. Juli 2026</w:t>
       </w:r>
     </w:p>
-    <w:p/>
+    <w:p>
+      <w:pPr>
+        <w:spacing w:line="259" w:lineRule="auto" w:after="60"/>
+      </w:pPr>
+    </w:p>
     <w:p>
       <w:pPr>
         <w:pStyle w:val="Heading1"/>
+        <w:spacing w:before="120" w:after="60" w:line="259" w:lineRule="auto"/>
       </w:pPr>
       <w:r>
+        <w:rPr>
+          <w:rFonts w:ascii="Times New Roman" w:hAnsi="Times New Roman"/>
+          <w:b/>
+          <w:sz w:val="22"/>
+        </w:rPr>
         <w:t>Klagevorbereitung Sozialgericht Bielefeld</w:t>
       </w:r>
     </w:p>
     <w:p>
+      <w:pPr>
+        <w:spacing w:line="259" w:lineRule="auto" w:after="60"/>
+      </w:pPr>
       <w:r>
         <w:rPr>
           <w:b/>
@@ -47,6 +72,9 @@
       </w:r>
     </w:p>
     <w:p>
+      <w:pPr>
+        <w:spacing w:line="259" w:lineRule="auto" w:after="60"/>
+      </w:pPr>
       <w:r>
         <w:t>Dieses Raster ist kein Schriftsatzentwurf, sondern die vorbereitete Arbeitsfassung für den Fall eines ablehnenden Widerspruchsbescheids. Es trennt Nachweisfragen, Bewertungsfragen und Ermessens- beziehungsweise Aufklärungspflichten.</w:t>
       </w:r>
@@ -54,12 +82,21 @@
     <w:p>
       <w:pPr>
         <w:pStyle w:val="Heading2"/>
+        <w:spacing w:before="120" w:after="60" w:line="259" w:lineRule="auto"/>
       </w:pPr>
       <w:r>
+        <w:rPr>
+          <w:rFonts w:ascii="Times New Roman" w:hAnsi="Times New Roman"/>
+          <w:b/>
+          <w:sz w:val="22"/>
+        </w:rPr>
         <w:t>Streitgegenstand</w:t>
       </w:r>
     </w:p>
     <w:p>
+      <w:pPr>
+        <w:spacing w:line="259" w:lineRule="auto" w:after="60"/>
+      </w:pPr>
       <w:r>
         <w:t>Anzugreifen wäre voraussichtlich die Nichtberücksichtigung der Zeiten bei SibChladProekt und SibirFleisch sowie die nur pauschale Bewertung der Zeit im Projektbüro Karasuk. Der Antrag sollte auf Vormerkung der konkret belegten Beschäftigungszeiten und Neubescheidung der Bewertung gerichtet werden.</w:t>
       </w:r>
@@ -67,12 +104,16 @@
     <w:p>
       <w:pPr>
         <w:pStyle w:val="Heading2"/>
+        <w:spacing w:line="259" w:lineRule="auto" w:after="60"/>
       </w:pPr>
       <w:r>
         <w:t>Tatsachenfundament</w:t>
       </w:r>
     </w:p>
     <w:p>
+      <w:pPr>
+        <w:spacing w:line="259" w:lineRule="auto" w:after="60"/>
+      </w:pPr>
       <w:r>
         <w:t>Die Klageakte muss Arbeitsbuch, Archivbescheinigung, Diplomurkunde, Aufnahmeunterlagen und die eigene Erklärung des Mandanten geschlossen vorlegen. Der Berufsabstieg nach Zuzug ist nicht Streitgegenstand, erklärt aber die Beweisnot und die späte Nachreichung einzelner russischer Unterlagen.</w:t>
       </w:r>
@@ -80,12 +121,16 @@
     <w:p>
       <w:pPr>
         <w:pStyle w:val="Heading2"/>
+        <w:spacing w:line="259" w:lineRule="auto" w:after="60"/>
       </w:pPr>
       <w:r>
         <w:t>Beweisangebot</w:t>
       </w:r>
     </w:p>
     <w:p>
+      <w:pPr>
+        <w:spacing w:line="259" w:lineRule="auto" w:after="60"/>
+      </w:pPr>
       <w:r>
         <w:t>Als Beweis kommen die beglaubigten Übersetzungen, die Originalvorlage im Termin, eine ergänzende Auskunft der Gebietsverwaltung Nowosibirsk und die Vernehmung der Ehefrau Lidia Klassen zu den verwahrten Unterlagen in Betracht.</w:t>
       </w:r>
@@ -93,20 +138,25 @@
     <w:p>
       <w:pPr>
         <w:pStyle w:val="Heading2"/>
+        <w:spacing w:line="259" w:lineRule="auto" w:after="60"/>
       </w:pPr>
       <w:r>
         <w:t>Schriftsatzlinie</w:t>
       </w:r>
     </w:p>
     <w:p>
+      <w:pPr>
+        <w:spacing w:line="259" w:lineRule="auto" w:after="60"/>
+      </w:pPr>
       <w:r>
         <w:t>Die Begründung sollte nicht allgemein biografisch argumentieren, sondern die einzelnen Zeiträume tabellarisch mit Urkunde, Dienststelle, Tätigkeit, Bewertungsvorschlag und verbleibender Unsicherheit aufbereiten.</w:t>
       </w:r>
     </w:p>
     <w:sectPr>
       <w:footerReference w:type="default" r:id="rId9"/>
+      <w:headerReference w:type="default" r:id="rId10"/>
       <w:pgSz w:w="12240" w:h="15840"/>
-      <w:pgMar w:top="1134" w:right="1247" w:bottom="1020" w:left="1247" w:header="720" w:footer="720" w:gutter="0"/>
+      <w:pgMar w:top="1191" w:right="1247" w:bottom="1134" w:left="1361" w:header="720" w:footer="720" w:gutter="0"/>
       <w:cols w:space="720"/>
       <w:docGrid w:linePitch="360"/>
     </w:sectPr>
@@ -131,6 +181,28 @@
     </w:r>
   </w:p>
 </w:ftr>
+</file>
+
+<file path=word/header1.xml><?xml version="1.0" encoding="utf-8"?>
+<w:hdr xmlns:m="http://schemas.openxmlformats.org/officeDocument/2006/math" xmlns:mc="http://schemas.openxmlformats.org/markup-compatibility/2006" xmlns:mo="http://schemas.microsoft.com/office/mac/office/2008/main" xmlns:mv="urn:schemas-microsoft-com:mac:vml" xmlns:o="urn:schemas-microsoft-com:office:office" xmlns:r="http://schemas.openxmlformats.org/officeDocument/2006/relationships" xmlns:v="urn:schemas-microsoft-com:vml" xmlns:w10="urn:schemas-microsoft-com:office:word" xmlns:w14="http://schemas.microsoft.com/office/word/2010/wordml" xmlns:w="http://schemas.openxmlformats.org/wordprocessingml/2006/main" xmlns:wne="http://schemas.microsoft.com/office/word/2006/wordml" xmlns:wp14="http://schemas.microsoft.com/office/word/2010/wordprocessingDrawing" xmlns:wp="http://schemas.openxmlformats.org/drawingml/2006/wordprocessingDrawing" xmlns:wpc="http://schemas.microsoft.com/office/word/2010/wordprocessingCanvas" xmlns:wpg="http://schemas.microsoft.com/office/word/2010/wordprocessingGroup" xmlns:wpi="http://schemas.microsoft.com/office/word/2010/wordprocessingInk" xmlns:wps="http://schemas.microsoft.com/office/word/2010/wordprocessingShape" mc:Ignorable="w14 wp14">
+  <w:p>
+    <w:pPr>
+      <w:pStyle w:val="Header"/>
+      <w:jc w:val="left"/>
+    </w:pPr>
+    <w:r/>
+    <w:r>
+      <w:rPr>
+        <w:rFonts w:ascii="Times New Roman" w:hAnsi="Times New Roman"/>
+        <w:b w:val="0"/>
+        <w:i w:val="0"/>
+        <w:color w:val="666666"/>
+        <w:sz w:val="17"/>
+      </w:rPr>
+      <w:t>Rentenberatung Jessen &amp; Kollegium | Renten- und Versorgungsakte | Bearbeitungsstand Juli 2026</w:t>
+    </w:r>
+  </w:p>
+</w:hdr>
 </file>
 
 <file path=word/numbering.xml><?xml version="1.0" encoding="utf-8"?>
@@ -500,8 +572,8 @@
       <w:spacing w:after="100" w:line="259" w:lineRule="auto"/>
     </w:pPr>
     <w:rPr>
-      <w:rFonts w:ascii="Arial" w:hAnsi="Arial" w:eastAsia="Arial"/>
-      <w:sz w:val="21"/>
+      <w:rFonts w:ascii="Times New Roman" w:hAnsi="Times New Roman" w:eastAsia="Arial"/>
+      <w:sz w:val="22"/>
     </w:rPr>
   </w:style>
   <w:style w:type="paragraph" w:styleId="Header">
@@ -563,11 +635,11 @@
       <w:outlineLvl w:val="0"/>
     </w:pPr>
     <w:rPr>
-      <w:rFonts w:asciiTheme="majorHAnsi" w:eastAsiaTheme="majorEastAsia" w:hAnsiTheme="majorHAnsi" w:cstheme="majorBidi" w:ascii="Arial" w:hAnsi="Arial" w:eastAsia="Arial"/>
+      <w:rFonts w:asciiTheme="majorHAnsi" w:eastAsiaTheme="majorEastAsia" w:hAnsiTheme="majorHAnsi" w:cstheme="majorBidi" w:ascii="Times New Roman" w:hAnsi="Times New Roman" w:eastAsia="Arial"/>
       <w:b/>
       <w:bCs/>
       <w:color w:val="1F3C54"/>
-      <w:sz w:val="30"/>
+      <w:sz w:val="28"/>
       <w:szCs w:val="28"/>
     </w:rPr>
   </w:style>
@@ -587,7 +659,7 @@
       <w:outlineLvl w:val="1"/>
     </w:pPr>
     <w:rPr>
-      <w:rFonts w:asciiTheme="majorHAnsi" w:eastAsiaTheme="majorEastAsia" w:hAnsiTheme="majorHAnsi" w:cstheme="majorBidi" w:ascii="Arial" w:hAnsi="Arial" w:eastAsia="Arial"/>
+      <w:rFonts w:asciiTheme="majorHAnsi" w:eastAsiaTheme="majorEastAsia" w:hAnsiTheme="majorHAnsi" w:cstheme="majorBidi" w:ascii="Times New Roman" w:hAnsi="Times New Roman" w:eastAsia="Arial"/>
       <w:b/>
       <w:bCs/>
       <w:color w:val="1F3C54"/>
@@ -852,11 +924,12 @@
       <w:contextualSpacing/>
     </w:pPr>
     <w:rPr>
-      <w:rFonts w:asciiTheme="majorHAnsi" w:eastAsiaTheme="majorEastAsia" w:hAnsiTheme="majorHAnsi" w:cstheme="majorBidi"/>
+      <w:rFonts w:asciiTheme="majorHAnsi" w:eastAsiaTheme="majorEastAsia" w:hAnsiTheme="majorHAnsi" w:cstheme="majorBidi" w:ascii="Times New Roman" w:hAnsi="Times New Roman"/>
+      <w:b/>
       <w:color w:val="17365D" w:themeColor="text2" w:themeShade="BF"/>
       <w:spacing w:val="5"/>
       <w:kern w:val="28"/>
-      <w:sz w:val="52"/>
+      <w:sz w:val="30"/>
       <w:szCs w:val="52"/>
     </w:rPr>
   </w:style>

--- a/testakten/rentenrecht-fremdrente-russlanddeutscher-sibirien-bielefeld/09_klageraster_sozialgericht.docx
+++ b/testakten/rentenrecht-fremdrente-russlanddeutscher-sibirien-bielefeld/09_klageraster_sozialgericht.docx
@@ -155,7 +155,7 @@
     <w:sectPr>
       <w:footerReference w:type="default" r:id="rId9"/>
       <w:headerReference w:type="default" r:id="rId10"/>
-      <w:pgSz w:w="12240" w:h="15840"/>
+      <w:pgSz w:w="11906" w:h="16838"/>
       <w:pgMar w:top="1191" w:right="1247" w:bottom="1134" w:left="1361" w:header="720" w:footer="720" w:gutter="0"/>
       <w:cols w:space="720"/>
       <w:docGrid w:linePitch="360"/>
